--- a/templates/requerimiento.docx
+++ b/templates/requerimiento.docx
@@ -33,8 +33,9 @@
           <w:szCs w:val="28"/>
           <w:u w:val="single"/>
         </w:rPr>
-        <w:t xml:space="preserve"> N° </w:t>
-      </w:r>
+        <w:t xml:space="preserve"> </w:t>
+      </w:r>
+      <w:proofErr w:type="spellStart"/>
       <w:r>
         <w:rPr>
           <w:rFonts w:ascii="Times New Roman" w:hAnsi="Times New Roman" w:cs="Times New Roman"/>
@@ -44,8 +45,9 @@
           <w:szCs w:val="28"/>
           <w:u w:val="single"/>
         </w:rPr>
-        <w:t>{{ n</w:t>
-      </w:r>
+        <w:t>N°</w:t>
+      </w:r>
+      <w:proofErr w:type="spellEnd"/>
       <w:r>
         <w:rPr>
           <w:rFonts w:ascii="Times New Roman" w:hAnsi="Times New Roman" w:cs="Times New Roman"/>
@@ -55,8 +57,9 @@
           <w:szCs w:val="28"/>
           <w:u w:val="single"/>
         </w:rPr>
-        <w:t>umero_doc</w:t>
-      </w:r>
+        <w:t xml:space="preserve"> </w:t>
+      </w:r>
+      <w:proofErr w:type="gramStart"/>
       <w:r>
         <w:rPr>
           <w:rFonts w:ascii="Times New Roman" w:hAnsi="Times New Roman" w:cs="Times New Roman"/>
@@ -66,8 +69,9 @@
           <w:szCs w:val="28"/>
           <w:u w:val="single"/>
         </w:rPr>
-        <w:t xml:space="preserve"> }}</w:t>
-      </w:r>
+        <w:t xml:space="preserve">{{ </w:t>
+      </w:r>
+      <w:proofErr w:type="spellStart"/>
       <w:r>
         <w:rPr>
           <w:rFonts w:ascii="Times New Roman" w:hAnsi="Times New Roman" w:cs="Times New Roman"/>
@@ -77,7 +81,7 @@
           <w:szCs w:val="28"/>
           <w:u w:val="single"/>
         </w:rPr>
-        <w:t>-2026-MDSM/G</w:t>
+        <w:t>n</w:t>
       </w:r>
       <w:r>
         <w:rPr>
@@ -88,8 +92,9 @@
           <w:szCs w:val="28"/>
           <w:u w:val="single"/>
         </w:rPr>
-        <w:t>D</w:t>
-      </w:r>
+        <w:t>umero</w:t>
+      </w:r>
+      <w:proofErr w:type="gramEnd"/>
       <w:r>
         <w:rPr>
           <w:rFonts w:ascii="Times New Roman" w:hAnsi="Times New Roman" w:cs="Times New Roman"/>
@@ -99,13 +104,58 @@
           <w:szCs w:val="28"/>
           <w:u w:val="single"/>
         </w:rPr>
+        <w:t>_doc</w:t>
+      </w:r>
+      <w:proofErr w:type="spellEnd"/>
+      <w:r>
+        <w:rPr>
+          <w:rFonts w:ascii="Times New Roman" w:hAnsi="Times New Roman" w:cs="Times New Roman"/>
+          <w:b/>
+          <w:bCs/>
+          <w:sz w:val="28"/>
+          <w:szCs w:val="28"/>
+          <w:u w:val="single"/>
+        </w:rPr>
+        <w:t xml:space="preserve"> }}</w:t>
+      </w:r>
+      <w:r>
+        <w:rPr>
+          <w:rFonts w:ascii="Times New Roman" w:hAnsi="Times New Roman" w:cs="Times New Roman"/>
+          <w:b/>
+          <w:bCs/>
+          <w:sz w:val="28"/>
+          <w:szCs w:val="28"/>
+          <w:u w:val="single"/>
+        </w:rPr>
+        <w:t>-2026-MDSM/G</w:t>
+      </w:r>
+      <w:r>
+        <w:rPr>
+          <w:rFonts w:ascii="Times New Roman" w:hAnsi="Times New Roman" w:cs="Times New Roman"/>
+          <w:b/>
+          <w:bCs/>
+          <w:sz w:val="28"/>
+          <w:szCs w:val="28"/>
+          <w:u w:val="single"/>
+        </w:rPr>
+        <w:t>D</w:t>
+      </w:r>
+      <w:r>
+        <w:rPr>
+          <w:rFonts w:ascii="Times New Roman" w:hAnsi="Times New Roman" w:cs="Times New Roman"/>
+          <w:b/>
+          <w:bCs/>
+          <w:sz w:val="28"/>
+          <w:szCs w:val="28"/>
+          <w:u w:val="single"/>
+        </w:rPr>
         <w:t>TI/SGI-WCM</w:t>
       </w:r>
     </w:p>
     <w:tbl>
       <w:tblPr>
         <w:tblStyle w:val="Tablaconcuadrcula"/>
-        <w:tblW w:w="0" w:type="auto"/>
+        <w:tblW w:w="9498" w:type="dxa"/>
         <w:tblBorders>
           <w:top w:val="none" w:sz="0" w:space="0" w:color="auto"/>
           <w:left w:val="none" w:sz="0" w:space="0" w:color="auto"/>
@@ -118,7 +168,7 @@
       <w:tblGrid>
         <w:gridCol w:w="1760"/>
         <w:gridCol w:w="367"/>
-        <w:gridCol w:w="6899"/>
+        <w:gridCol w:w="7371"/>
       </w:tblGrid>
       <w:tr>
         <w:tc>
@@ -180,7 +230,7 @@
         </w:tc>
         <w:tc>
           <w:tcPr>
-            <w:tcW w:w="6899" w:type="dxa"/>
+            <w:tcW w:w="7371" w:type="dxa"/>
           </w:tcPr>
           <w:p>
             <w:pPr>
@@ -311,7 +361,7 @@
         </w:tc>
         <w:tc>
           <w:tcPr>
-            <w:tcW w:w="6899" w:type="dxa"/>
+            <w:tcW w:w="7371" w:type="dxa"/>
           </w:tcPr>
           <w:p>
             <w:pPr>
@@ -452,7 +502,7 @@
         </w:tc>
         <w:tc>
           <w:tcPr>
-            <w:tcW w:w="6899" w:type="dxa"/>
+            <w:tcW w:w="7371" w:type="dxa"/>
           </w:tcPr>
           <w:p>
             <w:pPr>
@@ -562,7 +612,7 @@
         </w:tc>
         <w:tc>
           <w:tcPr>
-            <w:tcW w:w="6899" w:type="dxa"/>
+            <w:tcW w:w="7371" w:type="dxa"/>
           </w:tcPr>
           <w:p>
             <w:pPr>
@@ -583,7 +633,95 @@
                 <w:sz w:val="18"/>
                 <w:szCs w:val="18"/>
               </w:rPr>
-              <w:t>SOLICITO PEDIDO DE {{ tipo_pedido }} Nº {{ num_pedido }} - {{ producto }}</w:t>
+              <w:t xml:space="preserve">SOLICITO PEDIDO DE </w:t>
+            </w:r>
+            <w:proofErr w:type="gramStart"/>
+            <w:r>
+              <w:rPr>
+                <w:rFonts w:ascii="Times New Roman" w:hAnsi="Times New Roman" w:cs="Times New Roman"/>
+                <w:b/>
+                <w:bCs/>
+                <w:sz w:val="18"/>
+                <w:szCs w:val="18"/>
+              </w:rPr>
+              <w:t xml:space="preserve">{{ </w:t>
+            </w:r>
+            <w:proofErr w:type="spellStart"/>
+            <w:r>
+              <w:rPr>
+                <w:rFonts w:ascii="Times New Roman" w:hAnsi="Times New Roman" w:cs="Times New Roman"/>
+                <w:b/>
+                <w:bCs/>
+                <w:sz w:val="18"/>
+                <w:szCs w:val="18"/>
+              </w:rPr>
+              <w:t>tipo</w:t>
+            </w:r>
+            <w:proofErr w:type="gramEnd"/>
+            <w:r>
+              <w:rPr>
+                <w:rFonts w:ascii="Times New Roman" w:hAnsi="Times New Roman" w:cs="Times New Roman"/>
+                <w:b/>
+                <w:bCs/>
+                <w:sz w:val="18"/>
+                <w:szCs w:val="18"/>
+              </w:rPr>
+              <w:t>_pedido</w:t>
+            </w:r>
+            <w:proofErr w:type="spellEnd"/>
+            <w:r>
+              <w:rPr>
+                <w:rFonts w:ascii="Times New Roman" w:hAnsi="Times New Roman" w:cs="Times New Roman"/>
+                <w:b/>
+                <w:bCs/>
+                <w:sz w:val="18"/>
+                <w:szCs w:val="18"/>
+              </w:rPr>
+              <w:t xml:space="preserve"> }} </w:t>
+            </w:r>
+            <w:proofErr w:type="spellStart"/>
+            <w:r>
+              <w:rPr>
+                <w:rFonts w:ascii="Times New Roman" w:hAnsi="Times New Roman" w:cs="Times New Roman"/>
+                <w:b/>
+                <w:bCs/>
+                <w:sz w:val="18"/>
+                <w:szCs w:val="18"/>
+              </w:rPr>
+              <w:t>Nº</w:t>
+            </w:r>
+            <w:proofErr w:type="spellEnd"/>
+            <w:r>
+              <w:rPr>
+                <w:rFonts w:ascii="Times New Roman" w:hAnsi="Times New Roman" w:cs="Times New Roman"/>
+                <w:b/>
+                <w:bCs/>
+                <w:sz w:val="18"/>
+                <w:szCs w:val="18"/>
+              </w:rPr>
+              <w:t xml:space="preserve"> {{ </w:t>
+            </w:r>
+            <w:proofErr w:type="spellStart"/>
+            <w:r>
+              <w:rPr>
+                <w:rFonts w:ascii="Times New Roman" w:hAnsi="Times New Roman" w:cs="Times New Roman"/>
+                <w:b/>
+                <w:bCs/>
+                <w:sz w:val="18"/>
+                <w:szCs w:val="18"/>
+              </w:rPr>
+              <w:t>num_pedido</w:t>
+            </w:r>
+            <w:proofErr w:type="spellEnd"/>
+            <w:r>
+              <w:rPr>
+                <w:rFonts w:ascii="Times New Roman" w:hAnsi="Times New Roman" w:cs="Times New Roman"/>
+                <w:b/>
+                <w:bCs/>
+                <w:sz w:val="18"/>
+                <w:szCs w:val="18"/>
+              </w:rPr>
+              <w:t xml:space="preserve"> }} - {{ producto }}</w:t>
             </w:r>
           </w:p>
           <w:p>
@@ -659,7 +797,7 @@
         </w:tc>
         <w:tc>
           <w:tcPr>
-            <w:tcW w:w="6899" w:type="dxa"/>
+            <w:tcW w:w="7371" w:type="dxa"/>
           </w:tcPr>
           <w:p>
             <w:pPr>
@@ -675,7 +813,43 @@
                 <w:sz w:val="18"/>
                 <w:szCs w:val="18"/>
               </w:rPr>
-              <w:t xml:space="preserve">A). “{{ nombre_obra }} ” </w:t>
+              <w:t>A). “</w:t>
+            </w:r>
+            <w:proofErr w:type="gramStart"/>
+            <w:r>
+              <w:rPr>
+                <w:rFonts w:ascii="Times New Roman" w:hAnsi="Times New Roman" w:cs="Times New Roman"/>
+                <w:sz w:val="18"/>
+                <w:szCs w:val="18"/>
+              </w:rPr>
+              <w:t xml:space="preserve">{{ </w:t>
+            </w:r>
+            <w:proofErr w:type="spellStart"/>
+            <w:r>
+              <w:rPr>
+                <w:rFonts w:ascii="Times New Roman" w:hAnsi="Times New Roman" w:cs="Times New Roman"/>
+                <w:sz w:val="18"/>
+                <w:szCs w:val="18"/>
+              </w:rPr>
+              <w:t>nombre</w:t>
+            </w:r>
+            <w:proofErr w:type="gramEnd"/>
+            <w:r>
+              <w:rPr>
+                <w:rFonts w:ascii="Times New Roman" w:hAnsi="Times New Roman" w:cs="Times New Roman"/>
+                <w:sz w:val="18"/>
+                <w:szCs w:val="18"/>
+              </w:rPr>
+              <w:t>_obra</w:t>
+            </w:r>
+            <w:proofErr w:type="spellEnd"/>
+            <w:r>
+              <w:rPr>
+                <w:rFonts w:ascii="Times New Roman" w:hAnsi="Times New Roman" w:cs="Times New Roman"/>
+                <w:sz w:val="18"/>
+                <w:szCs w:val="18"/>
+              </w:rPr>
+              <w:t xml:space="preserve"> }} ” </w:t>
             </w:r>
             <w:r>
               <w:rPr>
@@ -699,7 +873,43 @@
                 <w:sz w:val="18"/>
                 <w:szCs w:val="18"/>
               </w:rPr>
-              <w:t>: Nº {{ num_cui }}</w:t>
+              <w:t xml:space="preserve">: </w:t>
+            </w:r>
+            <w:proofErr w:type="spellStart"/>
+            <w:r>
+              <w:rPr>
+                <w:rFonts w:ascii="Times New Roman" w:hAnsi="Times New Roman" w:cs="Times New Roman"/>
+                <w:sz w:val="18"/>
+                <w:szCs w:val="18"/>
+              </w:rPr>
+              <w:t>Nº</w:t>
+            </w:r>
+            <w:proofErr w:type="spellEnd"/>
+            <w:r>
+              <w:rPr>
+                <w:rFonts w:ascii="Times New Roman" w:hAnsi="Times New Roman" w:cs="Times New Roman"/>
+                <w:sz w:val="18"/>
+                <w:szCs w:val="18"/>
+              </w:rPr>
+              <w:t xml:space="preserve"> {{ </w:t>
+            </w:r>
+            <w:proofErr w:type="spellStart"/>
+            <w:r>
+              <w:rPr>
+                <w:rFonts w:ascii="Times New Roman" w:hAnsi="Times New Roman" w:cs="Times New Roman"/>
+                <w:sz w:val="18"/>
+                <w:szCs w:val="18"/>
+              </w:rPr>
+              <w:t>num_cui</w:t>
+            </w:r>
+            <w:proofErr w:type="spellEnd"/>
+            <w:r>
+              <w:rPr>
+                <w:rFonts w:ascii="Times New Roman" w:hAnsi="Times New Roman" w:cs="Times New Roman"/>
+                <w:sz w:val="18"/>
+                <w:szCs w:val="18"/>
+              </w:rPr>
+              <w:t xml:space="preserve"> }}</w:t>
             </w:r>
           </w:p>
           <w:p>
@@ -718,13 +928,41 @@
               </w:rPr>
               <w:t xml:space="preserve">B). </w:t>
             </w:r>
-            <w:r>
-              <w:rPr>
-                <w:rFonts w:ascii="Times New Roman" w:hAnsi="Times New Roman" w:cs="Times New Roman"/>
-                <w:sz w:val="18"/>
-                <w:szCs w:val="18"/>
-              </w:rPr>
-              <w:t>{{ nombre_doc }}</w:t>
+            <w:proofErr w:type="gramStart"/>
+            <w:r>
+              <w:rPr>
+                <w:rFonts w:ascii="Times New Roman" w:hAnsi="Times New Roman" w:cs="Times New Roman"/>
+                <w:sz w:val="18"/>
+                <w:szCs w:val="18"/>
+              </w:rPr>
+              <w:t xml:space="preserve">{{ </w:t>
+            </w:r>
+            <w:proofErr w:type="spellStart"/>
+            <w:r>
+              <w:rPr>
+                <w:rFonts w:ascii="Times New Roman" w:hAnsi="Times New Roman" w:cs="Times New Roman"/>
+                <w:sz w:val="18"/>
+                <w:szCs w:val="18"/>
+              </w:rPr>
+              <w:t>nombre</w:t>
+            </w:r>
+            <w:proofErr w:type="gramEnd"/>
+            <w:r>
+              <w:rPr>
+                <w:rFonts w:ascii="Times New Roman" w:hAnsi="Times New Roman" w:cs="Times New Roman"/>
+                <w:sz w:val="18"/>
+                <w:szCs w:val="18"/>
+              </w:rPr>
+              <w:t>_doc</w:t>
+            </w:r>
+            <w:proofErr w:type="spellEnd"/>
+            <w:r>
+              <w:rPr>
+                <w:rFonts w:ascii="Times New Roman" w:hAnsi="Times New Roman" w:cs="Times New Roman"/>
+                <w:sz w:val="18"/>
+                <w:szCs w:val="18"/>
+              </w:rPr>
+              <w:t xml:space="preserve"> }}</w:t>
             </w:r>
           </w:p>
         </w:tc>
@@ -794,7 +1032,7 @@
         </w:tc>
         <w:tc>
           <w:tcPr>
-            <w:tcW w:w="6899" w:type="dxa"/>
+            <w:tcW w:w="7371" w:type="dxa"/>
             <w:tcBorders>
               <w:bottom w:val="double" w:sz="12" w:space="0" w:color="00B050"/>
             </w:tcBorders>
@@ -821,6 +1059,7 @@
               </w:rPr>
               <w:t xml:space="preserve">San Miguel, </w:t>
             </w:r>
+            <w:proofErr w:type="gramStart"/>
             <w:r>
               <w:rPr>
                 <w:rFonts w:ascii="Times New Roman" w:hAnsi="Times New Roman" w:cs="Times New Roman"/>
@@ -830,7 +1069,43 @@
                 <w:szCs w:val="18"/>
                 <w:lang w:val="en-US"/>
               </w:rPr>
-              <w:t>{{ fecha_actual }}</w:t>
+              <w:t xml:space="preserve">{{ </w:t>
+            </w:r>
+            <w:proofErr w:type="spellStart"/>
+            <w:r>
+              <w:rPr>
+                <w:rFonts w:ascii="Times New Roman" w:hAnsi="Times New Roman" w:cs="Times New Roman"/>
+                <w:b/>
+                <w:bCs/>
+                <w:sz w:val="18"/>
+                <w:szCs w:val="18"/>
+                <w:lang w:val="en-US"/>
+              </w:rPr>
+              <w:t>fecha</w:t>
+            </w:r>
+            <w:proofErr w:type="gramEnd"/>
+            <w:r>
+              <w:rPr>
+                <w:rFonts w:ascii="Times New Roman" w:hAnsi="Times New Roman" w:cs="Times New Roman"/>
+                <w:b/>
+                <w:bCs/>
+                <w:sz w:val="18"/>
+                <w:szCs w:val="18"/>
+                <w:lang w:val="en-US"/>
+              </w:rPr>
+              <w:t>_actual</w:t>
+            </w:r>
+            <w:proofErr w:type="spellEnd"/>
+            <w:r>
+              <w:rPr>
+                <w:rFonts w:ascii="Times New Roman" w:hAnsi="Times New Roman" w:cs="Times New Roman"/>
+                <w:b/>
+                <w:bCs/>
+                <w:sz w:val="18"/>
+                <w:szCs w:val="18"/>
+                <w:lang w:val="en-US"/>
+              </w:rPr>
+              <w:t xml:space="preserve"> }}</w:t>
             </w:r>
           </w:p>
         </w:tc>
@@ -863,19 +1138,61 @@
         </w:rPr>
         <w:t xml:space="preserve">sted, con la finalidad de saludarlo cordialmente y a la vez remitirle el </w:t>
       </w:r>
+      <w:proofErr w:type="gramStart"/>
       <w:r>
         <w:rPr>
           <w:rFonts w:ascii="Times New Roman" w:hAnsi="Times New Roman" w:cs="Times New Roman"/>
           <w:b/>
           <w:bCs/>
         </w:rPr>
-        <w:t xml:space="preserve">{{ nombre_doc }} </w:t>
-      </w:r>
-      <w:r>
-        <w:rPr>
-          <w:rFonts w:ascii="Times New Roman" w:hAnsi="Times New Roman" w:cs="Times New Roman"/>
-        </w:rPr>
-        <w:t>de fecha {{ fecha_recepcion }}.</w:t>
+        <w:t xml:space="preserve">{{ </w:t>
+      </w:r>
+      <w:proofErr w:type="spellStart"/>
+      <w:r>
+        <w:rPr>
+          <w:rFonts w:ascii="Times New Roman" w:hAnsi="Times New Roman" w:cs="Times New Roman"/>
+          <w:b/>
+          <w:bCs/>
+        </w:rPr>
+        <w:t>nombre</w:t>
+      </w:r>
+      <w:proofErr w:type="gramEnd"/>
+      <w:r>
+        <w:rPr>
+          <w:rFonts w:ascii="Times New Roman" w:hAnsi="Times New Roman" w:cs="Times New Roman"/>
+          <w:b/>
+          <w:bCs/>
+        </w:rPr>
+        <w:t>_doc</w:t>
+      </w:r>
+      <w:proofErr w:type="spellEnd"/>
+      <w:r>
+        <w:rPr>
+          <w:rFonts w:ascii="Times New Roman" w:hAnsi="Times New Roman" w:cs="Times New Roman"/>
+          <w:b/>
+          <w:bCs/>
+        </w:rPr>
+        <w:t xml:space="preserve"> }} </w:t>
+      </w:r>
+      <w:r>
+        <w:rPr>
+          <w:rFonts w:ascii="Times New Roman" w:hAnsi="Times New Roman" w:cs="Times New Roman"/>
+        </w:rPr>
+        <w:t xml:space="preserve">de fecha {{ </w:t>
+      </w:r>
+      <w:proofErr w:type="spellStart"/>
+      <w:r>
+        <w:rPr>
+          <w:rFonts w:ascii="Times New Roman" w:hAnsi="Times New Roman" w:cs="Times New Roman"/>
+        </w:rPr>
+        <w:t>fecha_recepcion</w:t>
+      </w:r>
+      <w:proofErr w:type="spellEnd"/>
+      <w:r>
+        <w:rPr>
+          <w:rFonts w:ascii="Times New Roman" w:hAnsi="Times New Roman" w:cs="Times New Roman"/>
+        </w:rPr>
+        <w:t xml:space="preserve"> }}.</w:t>
       </w:r>
       <w:r>
         <w:rPr>
@@ -895,20 +1212,48 @@
         </w:rPr>
         <w:t xml:space="preserve"> </w:t>
       </w:r>
+      <w:proofErr w:type="gramStart"/>
       <w:r>
         <w:rPr>
           <w:rFonts w:ascii="Times New Roman" w:hAnsi="Times New Roman" w:cs="Times New Roman"/>
           <w:b/>
           <w:bCs/>
         </w:rPr>
-        <w:t>{{ nombre_resi }}</w:t>
-      </w:r>
+        <w:t xml:space="preserve">{{ </w:t>
+      </w:r>
+      <w:proofErr w:type="spellStart"/>
       <w:r>
         <w:rPr>
           <w:rFonts w:ascii="Times New Roman" w:hAnsi="Times New Roman" w:cs="Times New Roman"/>
           <w:b/>
           <w:bCs/>
         </w:rPr>
+        <w:t>nombre</w:t>
+      </w:r>
+      <w:proofErr w:type="gramEnd"/>
+      <w:r>
+        <w:rPr>
+          <w:rFonts w:ascii="Times New Roman" w:hAnsi="Times New Roman" w:cs="Times New Roman"/>
+          <w:b/>
+          <w:bCs/>
+        </w:rPr>
+        <w:t>_resi</w:t>
+      </w:r>
+      <w:proofErr w:type="spellEnd"/>
+      <w:r>
+        <w:rPr>
+          <w:rFonts w:ascii="Times New Roman" w:hAnsi="Times New Roman" w:cs="Times New Roman"/>
+          <w:b/>
+          <w:bCs/>
+        </w:rPr>
+        <w:t xml:space="preserve"> }}</w:t>
+      </w:r>
+      <w:r>
+        <w:rPr>
+          <w:rFonts w:ascii="Times New Roman" w:hAnsi="Times New Roman" w:cs="Times New Roman"/>
+          <w:b/>
+          <w:bCs/>
+        </w:rPr>
         <w:t xml:space="preserve">, </w:t>
       </w:r>
       <w:r>
@@ -929,33 +1274,53 @@
           <w:b/>
           <w:bCs/>
         </w:rPr>
-        <w:t>{{ nombre_super }}</w:t>
-      </w:r>
+        <w:t xml:space="preserve">{{ </w:t>
+      </w:r>
+      <w:proofErr w:type="spellStart"/>
       <w:r>
         <w:rPr>
           <w:rFonts w:ascii="Times New Roman" w:hAnsi="Times New Roman" w:cs="Times New Roman"/>
           <w:b/>
           <w:bCs/>
         </w:rPr>
+        <w:t>nombre_super</w:t>
+      </w:r>
+      <w:proofErr w:type="spellEnd"/>
+      <w:r>
+        <w:rPr>
+          <w:rFonts w:ascii="Times New Roman" w:hAnsi="Times New Roman" w:cs="Times New Roman"/>
+          <w:b/>
+          <w:bCs/>
+        </w:rPr>
+        <w:t xml:space="preserve"> }}</w:t>
+      </w:r>
+      <w:r>
+        <w:rPr>
+          <w:rFonts w:ascii="Times New Roman" w:hAnsi="Times New Roman" w:cs="Times New Roman"/>
+          <w:b/>
+          <w:bCs/>
+        </w:rPr>
         <w:t xml:space="preserve"> </w:t>
       </w:r>
       <w:r>
         <w:rPr>
           <w:rFonts w:ascii="Times New Roman" w:hAnsi="Times New Roman" w:cs="Times New Roman"/>
         </w:rPr>
-        <w:t xml:space="preserve">en calidad de </w:t>
-      </w:r>
-      <w:r>
-        <w:rPr>
-          <w:rFonts w:ascii="Times New Roman" w:hAnsi="Times New Roman" w:cs="Times New Roman"/>
-        </w:rPr>
-        <w:t>{{ responsable_control }}</w:t>
-      </w:r>
-      <w:r>
-        <w:rPr>
-          <w:rFonts w:ascii="Times New Roman" w:hAnsi="Times New Roman" w:cs="Times New Roman"/>
-        </w:rPr>
-        <w:t>, presentan el siguiente pedido:</w:t>
+        <w:t xml:space="preserve">en calidad de {{ </w:t>
+      </w:r>
+      <w:proofErr w:type="spellStart"/>
+      <w:r>
+        <w:rPr>
+          <w:rFonts w:ascii="Times New Roman" w:hAnsi="Times New Roman" w:cs="Times New Roman"/>
+        </w:rPr>
+        <w:t>responsable_control</w:t>
+      </w:r>
+      <w:proofErr w:type="spellEnd"/>
+      <w:r>
+        <w:rPr>
+          <w:rFonts w:ascii="Times New Roman" w:hAnsi="Times New Roman" w:cs="Times New Roman"/>
+        </w:rPr>
+        <w:t xml:space="preserve"> }}, presentan el siguiente pedido:</w:t>
       </w:r>
     </w:p>
     <w:p>
@@ -990,7 +1355,7 @@
     <w:tbl>
       <w:tblPr>
         <w:tblStyle w:val="Tabladelista3-nfasis5"/>
-        <w:tblW w:w="8494" w:type="dxa"/>
+        <w:tblW w:w="9351" w:type="dxa"/>
         <w:jc w:val="center"/>
         <w:tblBorders>
           <w:top w:val="single" w:sz="4" w:space="0" w:color="auto"/>
@@ -1006,7 +1371,7 @@
         <w:gridCol w:w="803"/>
         <w:gridCol w:w="4154"/>
         <w:gridCol w:w="2120"/>
-        <w:gridCol w:w="1417"/>
+        <w:gridCol w:w="2274"/>
       </w:tblGrid>
       <w:tr>
         <w:trPr>
@@ -1103,7 +1468,7 @@
         </w:tc>
         <w:tc>
           <w:tcPr>
-            <w:tcW w:w="1417" w:type="dxa"/>
+            <w:tcW w:w="2274" w:type="dxa"/>
             <w:shd w:val="clear" w:color="auto" w:fill="00B050"/>
             <w:vAlign w:val="center"/>
             <w:hideMark/>
@@ -1191,6 +1556,7 @@
                 <w:lang w:val="es-PE" w:eastAsia="es-PE"/>
               </w:rPr>
             </w:pPr>
+            <w:proofErr w:type="gramStart"/>
             <w:r>
               <w:rPr>
                 <w:rFonts w:ascii="Times New Roman" w:eastAsia="Times New Roman" w:hAnsi="Times New Roman" w:cs="Times New Roman"/>
@@ -1199,7 +1565,18 @@
                 <w:sz w:val="18"/>
                 <w:lang w:val="es-PE" w:eastAsia="es-PE"/>
               </w:rPr>
-              <w:t>{{ producto }}</w:t>
+              <w:t>{{ producto</w:t>
+            </w:r>
+            <w:proofErr w:type="gramEnd"/>
+            <w:r>
+              <w:rPr>
+                <w:rFonts w:ascii="Times New Roman" w:eastAsia="Times New Roman" w:hAnsi="Times New Roman" w:cs="Times New Roman"/>
+                <w:b/>
+                <w:color w:val="000000"/>
+                <w:sz w:val="18"/>
+                <w:lang w:val="es-PE" w:eastAsia="es-PE"/>
+              </w:rPr>
+              <w:t xml:space="preserve"> }}</w:t>
             </w:r>
           </w:p>
         </w:tc>
@@ -1224,6 +1601,7 @@
                 <w:lang w:eastAsia="es-PE"/>
               </w:rPr>
             </w:pPr>
+            <w:proofErr w:type="gramStart"/>
             <w:r>
               <w:rPr>
                 <w:rFonts w:ascii="Times New Roman" w:eastAsia="Times New Roman" w:hAnsi="Times New Roman" w:cs="Times New Roman"/>
@@ -1231,8 +1609,9 @@
                 <w:sz w:val="18"/>
                 <w:lang w:eastAsia="es-PE"/>
               </w:rPr>
-              <w:t>{{ num</w:t>
-            </w:r>
+              <w:t xml:space="preserve">{{ </w:t>
+            </w:r>
+            <w:proofErr w:type="spellStart"/>
             <w:r>
               <w:rPr>
                 <w:rFonts w:ascii="Times New Roman" w:eastAsia="Times New Roman" w:hAnsi="Times New Roman" w:cs="Times New Roman"/>
@@ -1240,8 +1619,9 @@
                 <w:sz w:val="18"/>
                 <w:lang w:eastAsia="es-PE"/>
               </w:rPr>
-              <w:t>_</w:t>
-            </w:r>
+              <w:t>num</w:t>
+            </w:r>
+            <w:proofErr w:type="gramEnd"/>
             <w:r>
               <w:rPr>
                 <w:rFonts w:ascii="Times New Roman" w:eastAsia="Times New Roman" w:hAnsi="Times New Roman" w:cs="Times New Roman"/>
@@ -1249,13 +1629,32 @@
                 <w:sz w:val="18"/>
                 <w:lang w:eastAsia="es-PE"/>
               </w:rPr>
-              <w:t>pedido }}</w:t>
+              <w:t>_</w:t>
+            </w:r>
+            <w:r>
+              <w:rPr>
+                <w:rFonts w:ascii="Times New Roman" w:eastAsia="Times New Roman" w:hAnsi="Times New Roman" w:cs="Times New Roman"/>
+                <w:color w:val="000000"/>
+                <w:sz w:val="18"/>
+                <w:lang w:eastAsia="es-PE"/>
+              </w:rPr>
+              <w:t>pedido</w:t>
+            </w:r>
+            <w:proofErr w:type="spellEnd"/>
+            <w:r>
+              <w:rPr>
+                <w:rFonts w:ascii="Times New Roman" w:eastAsia="Times New Roman" w:hAnsi="Times New Roman" w:cs="Times New Roman"/>
+                <w:color w:val="000000"/>
+                <w:sz w:val="18"/>
+                <w:lang w:eastAsia="es-PE"/>
+              </w:rPr>
+              <w:t xml:space="preserve"> }}</w:t>
             </w:r>
           </w:p>
         </w:tc>
         <w:tc>
           <w:tcPr>
-            <w:tcW w:w="1417" w:type="dxa"/>
+            <w:tcW w:w="2274" w:type="dxa"/>
             <w:tcBorders>
               <w:top w:val="none" w:sz="0" w:space="0" w:color="auto"/>
               <w:bottom w:val="none" w:sz="0" w:space="0" w:color="auto"/>
@@ -1274,6 +1673,7 @@
                 <w:lang w:eastAsia="es-PE"/>
               </w:rPr>
             </w:pPr>
+            <w:proofErr w:type="gramStart"/>
             <w:r>
               <w:rPr>
                 <w:rFonts w:ascii="Times New Roman" w:eastAsia="Times New Roman" w:hAnsi="Times New Roman" w:cs="Times New Roman"/>
@@ -1281,8 +1681,9 @@
                 <w:sz w:val="18"/>
                 <w:lang w:eastAsia="es-PE"/>
               </w:rPr>
-              <w:t>{{ tipo</w:t>
-            </w:r>
+              <w:t xml:space="preserve">{{ </w:t>
+            </w:r>
+            <w:proofErr w:type="spellStart"/>
             <w:r>
               <w:rPr>
                 <w:rFonts w:ascii="Times New Roman" w:eastAsia="Times New Roman" w:hAnsi="Times New Roman" w:cs="Times New Roman"/>
@@ -1290,8 +1691,9 @@
                 <w:sz w:val="18"/>
                 <w:lang w:eastAsia="es-PE"/>
               </w:rPr>
-              <w:t>_</w:t>
-            </w:r>
+              <w:t>tipo</w:t>
+            </w:r>
+            <w:proofErr w:type="gramEnd"/>
             <w:r>
               <w:rPr>
                 <w:rFonts w:ascii="Times New Roman" w:eastAsia="Times New Roman" w:hAnsi="Times New Roman" w:cs="Times New Roman"/>
@@ -1299,7 +1701,26 @@
                 <w:sz w:val="18"/>
                 <w:lang w:eastAsia="es-PE"/>
               </w:rPr>
-              <w:t>pedido }}</w:t>
+              <w:t>_</w:t>
+            </w:r>
+            <w:r>
+              <w:rPr>
+                <w:rFonts w:ascii="Times New Roman" w:eastAsia="Times New Roman" w:hAnsi="Times New Roman" w:cs="Times New Roman"/>
+                <w:color w:val="000000"/>
+                <w:sz w:val="18"/>
+                <w:lang w:eastAsia="es-PE"/>
+              </w:rPr>
+              <w:t>pedido</w:t>
+            </w:r>
+            <w:proofErr w:type="spellEnd"/>
+            <w:r>
+              <w:rPr>
+                <w:rFonts w:ascii="Times New Roman" w:eastAsia="Times New Roman" w:hAnsi="Times New Roman" w:cs="Times New Roman"/>
+                <w:color w:val="000000"/>
+                <w:sz w:val="18"/>
+                <w:lang w:eastAsia="es-PE"/>
+              </w:rPr>
+              <w:t xml:space="preserve"> }}</w:t>
             </w:r>
           </w:p>
         </w:tc>
@@ -1354,6 +1775,7 @@
         </w:rPr>
         <w:t>“</w:t>
       </w:r>
+      <w:proofErr w:type="gramStart"/>
       <w:r>
         <w:rPr>
           <w:rFonts w:ascii="Times New Roman" w:hAnsi="Times New Roman" w:cs="Times New Roman"/>
@@ -1361,8 +1783,9 @@
           <w:iCs/>
           <w:color w:val="000000" w:themeColor="text1"/>
         </w:rPr>
-        <w:t>{{ nombre_obra }}</w:t>
-      </w:r>
+        <w:t xml:space="preserve">{{ </w:t>
+      </w:r>
+      <w:proofErr w:type="spellStart"/>
       <w:r>
         <w:rPr>
           <w:rFonts w:ascii="Times New Roman" w:hAnsi="Times New Roman" w:cs="Times New Roman"/>
@@ -1370,6 +1793,35 @@
           <w:iCs/>
           <w:color w:val="000000" w:themeColor="text1"/>
         </w:rPr>
+        <w:t>nombre</w:t>
+      </w:r>
+      <w:proofErr w:type="gramEnd"/>
+      <w:r>
+        <w:rPr>
+          <w:rFonts w:ascii="Times New Roman" w:hAnsi="Times New Roman" w:cs="Times New Roman"/>
+          <w:b/>
+          <w:iCs/>
+          <w:color w:val="000000" w:themeColor="text1"/>
+        </w:rPr>
+        <w:t>_obra</w:t>
+      </w:r>
+      <w:proofErr w:type="spellEnd"/>
+      <w:r>
+        <w:rPr>
+          <w:rFonts w:ascii="Times New Roman" w:hAnsi="Times New Roman" w:cs="Times New Roman"/>
+          <w:b/>
+          <w:iCs/>
+          <w:color w:val="000000" w:themeColor="text1"/>
+        </w:rPr>
+        <w:t xml:space="preserve"> }}</w:t>
+      </w:r>
+      <w:r>
+        <w:rPr>
+          <w:rFonts w:ascii="Times New Roman" w:hAnsi="Times New Roman" w:cs="Times New Roman"/>
+          <w:b/>
+          <w:iCs/>
+          <w:color w:val="000000" w:themeColor="text1"/>
+        </w:rPr>
         <w:t xml:space="preserve"> con CUI: </w:t>
       </w:r>
       <w:r>
@@ -1379,8 +1831,9 @@
           <w:iCs/>
           <w:color w:val="000000" w:themeColor="text1"/>
         </w:rPr>
-        <w:t>{{ num_cui }}</w:t>
-      </w:r>
+        <w:t xml:space="preserve">{{ </w:t>
+      </w:r>
+      <w:proofErr w:type="spellStart"/>
       <w:r>
         <w:rPr>
           <w:rFonts w:ascii="Times New Roman" w:hAnsi="Times New Roman" w:cs="Times New Roman"/>
@@ -1388,6 +1841,25 @@
           <w:iCs/>
           <w:color w:val="000000" w:themeColor="text1"/>
         </w:rPr>
+        <w:t>num_cui</w:t>
+      </w:r>
+      <w:proofErr w:type="spellEnd"/>
+      <w:r>
+        <w:rPr>
+          <w:rFonts w:ascii="Times New Roman" w:hAnsi="Times New Roman" w:cs="Times New Roman"/>
+          <w:b/>
+          <w:iCs/>
+          <w:color w:val="000000" w:themeColor="text1"/>
+        </w:rPr>
+        <w:t xml:space="preserve"> }}</w:t>
+      </w:r>
+      <w:r>
+        <w:rPr>
+          <w:rFonts w:ascii="Times New Roman" w:hAnsi="Times New Roman" w:cs="Times New Roman"/>
+          <w:b/>
+          <w:iCs/>
+          <w:color w:val="000000" w:themeColor="text1"/>
+        </w:rPr>
         <w:t>.</w:t>
       </w:r>
       <w:r>
@@ -1424,6 +1896,7 @@
         </w:rPr>
         <w:t xml:space="preserve">aprobado mediante </w:t>
       </w:r>
+      <w:proofErr w:type="gramStart"/>
       <w:r>
         <w:rPr>
           <w:rFonts w:ascii="Times New Roman" w:hAnsi="Times New Roman" w:cs="Times New Roman"/>
@@ -1432,14 +1905,47 @@
           <w:iCs/>
           <w:color w:val="000000" w:themeColor="text1"/>
         </w:rPr>
-        <w:t>{{ reso_expediente }}</w:t>
-      </w:r>
-      <w:r>
-        <w:rPr>
-          <w:rFonts w:ascii="Times New Roman" w:hAnsi="Times New Roman" w:cs="Times New Roman"/>
+        <w:t xml:space="preserve">{{ </w:t>
+      </w:r>
+      <w:proofErr w:type="spellStart"/>
+      <w:r>
+        <w:rPr>
+          <w:rFonts w:ascii="Times New Roman" w:hAnsi="Times New Roman" w:cs="Times New Roman"/>
+          <w:b/>
+          <w:bCs/>
           <w:iCs/>
           <w:color w:val="000000" w:themeColor="text1"/>
         </w:rPr>
+        <w:t>reso</w:t>
+      </w:r>
+      <w:proofErr w:type="gramEnd"/>
+      <w:r>
+        <w:rPr>
+          <w:rFonts w:ascii="Times New Roman" w:hAnsi="Times New Roman" w:cs="Times New Roman"/>
+          <w:b/>
+          <w:bCs/>
+          <w:iCs/>
+          <w:color w:val="000000" w:themeColor="text1"/>
+        </w:rPr>
+        <w:t>_expediente</w:t>
+      </w:r>
+      <w:proofErr w:type="spellEnd"/>
+      <w:r>
+        <w:rPr>
+          <w:rFonts w:ascii="Times New Roman" w:hAnsi="Times New Roman" w:cs="Times New Roman"/>
+          <w:b/>
+          <w:bCs/>
+          <w:iCs/>
+          <w:color w:val="000000" w:themeColor="text1"/>
+        </w:rPr>
+        <w:t xml:space="preserve"> }}</w:t>
+      </w:r>
+      <w:r>
+        <w:rPr>
+          <w:rFonts w:ascii="Times New Roman" w:hAnsi="Times New Roman" w:cs="Times New Roman"/>
+          <w:iCs/>
+          <w:color w:val="000000" w:themeColor="text1"/>
+        </w:rPr>
         <w:t xml:space="preserve"> de fecha </w:t>
       </w:r>
       <w:r>
@@ -1448,14 +1954,32 @@
           <w:iCs/>
           <w:color w:val="000000" w:themeColor="text1"/>
         </w:rPr>
-        <w:t>{{ fecha_reso_expediente }}</w:t>
-      </w:r>
+        <w:t xml:space="preserve">{{ </w:t>
+      </w:r>
+      <w:proofErr w:type="spellStart"/>
       <w:r>
         <w:rPr>
           <w:rFonts w:ascii="Times New Roman" w:hAnsi="Times New Roman" w:cs="Times New Roman"/>
           <w:iCs/>
           <w:color w:val="000000" w:themeColor="text1"/>
         </w:rPr>
+        <w:t>fecha_reso_expediente</w:t>
+      </w:r>
+      <w:proofErr w:type="spellEnd"/>
+      <w:r>
+        <w:rPr>
+          <w:rFonts w:ascii="Times New Roman" w:hAnsi="Times New Roman" w:cs="Times New Roman"/>
+          <w:iCs/>
+          <w:color w:val="000000" w:themeColor="text1"/>
+        </w:rPr>
+        <w:t xml:space="preserve"> }}</w:t>
+      </w:r>
+      <w:r>
+        <w:rPr>
+          <w:rFonts w:ascii="Times New Roman" w:hAnsi="Times New Roman" w:cs="Times New Roman"/>
+          <w:iCs/>
+          <w:color w:val="000000" w:themeColor="text1"/>
+        </w:rPr>
         <w:t xml:space="preserve">, luego se aprobó su ejecución mediante </w:t>
       </w:r>
       <w:r>
@@ -1466,8 +1990,9 @@
           <w:iCs/>
           <w:color w:val="000000" w:themeColor="text1"/>
         </w:rPr>
-        <w:t>{{ reso_ejecucion</w:t>
-      </w:r>
+        <w:t xml:space="preserve">{{ </w:t>
+      </w:r>
+      <w:proofErr w:type="spellStart"/>
       <w:r>
         <w:rPr>
           <w:rFonts w:ascii="Times New Roman" w:hAnsi="Times New Roman" w:cs="Times New Roman"/>
@@ -1476,6 +2001,17 @@
           <w:iCs/>
           <w:color w:val="000000" w:themeColor="text1"/>
         </w:rPr>
+        <w:t>reso_ejecucion</w:t>
+      </w:r>
+      <w:proofErr w:type="spellEnd"/>
+      <w:r>
+        <w:rPr>
+          <w:rFonts w:ascii="Times New Roman" w:hAnsi="Times New Roman" w:cs="Times New Roman"/>
+          <w:b/>
+          <w:bCs/>
+          <w:iCs/>
+          <w:color w:val="000000" w:themeColor="text1"/>
+        </w:rPr>
         <w:t xml:space="preserve"> }}</w:t>
       </w:r>
       <w:r>
@@ -1492,23 +2028,77 @@
           <w:iCs/>
           <w:color w:val="000000" w:themeColor="text1"/>
         </w:rPr>
-        <w:t>{{ fecha_reso_ejecucion }}</w:t>
-      </w:r>
+        <w:t xml:space="preserve">{{ </w:t>
+      </w:r>
+      <w:proofErr w:type="spellStart"/>
       <w:r>
         <w:rPr>
           <w:rFonts w:ascii="Times New Roman" w:hAnsi="Times New Roman" w:cs="Times New Roman"/>
           <w:iCs/>
           <w:color w:val="000000" w:themeColor="text1"/>
         </w:rPr>
-        <w:t xml:space="preserve"> para su trámite se afecta a la meta N° </w:t>
-      </w:r>
+        <w:t>fecha_reso_ejecucion</w:t>
+      </w:r>
+      <w:proofErr w:type="spellEnd"/>
       <w:r>
         <w:rPr>
           <w:rFonts w:ascii="Times New Roman" w:hAnsi="Times New Roman" w:cs="Times New Roman"/>
           <w:iCs/>
           <w:color w:val="000000" w:themeColor="text1"/>
         </w:rPr>
-        <w:t>{{ num_meta }}</w:t>
+        <w:t xml:space="preserve"> }}</w:t>
+      </w:r>
+      <w:r>
+        <w:rPr>
+          <w:rFonts w:ascii="Times New Roman" w:hAnsi="Times New Roman" w:cs="Times New Roman"/>
+          <w:iCs/>
+          <w:color w:val="000000" w:themeColor="text1"/>
+        </w:rPr>
+        <w:t xml:space="preserve"> para su trámite se afecta a la meta </w:t>
+      </w:r>
+      <w:proofErr w:type="spellStart"/>
+      <w:r>
+        <w:rPr>
+          <w:rFonts w:ascii="Times New Roman" w:hAnsi="Times New Roman" w:cs="Times New Roman"/>
+          <w:iCs/>
+          <w:color w:val="000000" w:themeColor="text1"/>
+        </w:rPr>
+        <w:t>N°</w:t>
+      </w:r>
+      <w:proofErr w:type="spellEnd"/>
+      <w:r>
+        <w:rPr>
+          <w:rFonts w:ascii="Times New Roman" w:hAnsi="Times New Roman" w:cs="Times New Roman"/>
+          <w:iCs/>
+          <w:color w:val="000000" w:themeColor="text1"/>
+        </w:rPr>
+        <w:t xml:space="preserve"> </w:t>
+      </w:r>
+      <w:r>
+        <w:rPr>
+          <w:rFonts w:ascii="Times New Roman" w:hAnsi="Times New Roman" w:cs="Times New Roman"/>
+          <w:iCs/>
+          <w:color w:val="000000" w:themeColor="text1"/>
+        </w:rPr>
+        <w:t xml:space="preserve">{{ </w:t>
+      </w:r>
+      <w:proofErr w:type="spellStart"/>
+      <w:r>
+        <w:rPr>
+          <w:rFonts w:ascii="Times New Roman" w:hAnsi="Times New Roman" w:cs="Times New Roman"/>
+          <w:iCs/>
+          <w:color w:val="000000" w:themeColor="text1"/>
+        </w:rPr>
+        <w:t>num_meta</w:t>
+      </w:r>
+      <w:proofErr w:type="spellEnd"/>
+      <w:r>
+        <w:rPr>
+          <w:rFonts w:ascii="Times New Roman" w:hAnsi="Times New Roman" w:cs="Times New Roman"/>
+          <w:iCs/>
+          <w:color w:val="000000" w:themeColor="text1"/>
+        </w:rPr>
+        <w:t xml:space="preserve"> }}</w:t>
       </w:r>
       <w:r>
         <w:rPr>
@@ -1573,11 +2163,33 @@
           <w:rFonts w:ascii="Times New Roman" w:hAnsi="Times New Roman" w:cs="Times New Roman"/>
         </w:rPr>
       </w:pPr>
-      <w:r>
-        <w:rPr>
-          <w:rFonts w:ascii="Times New Roman" w:hAnsi="Times New Roman" w:cs="Times New Roman"/>
-        </w:rPr>
-        <w:t>{{ nombre_doc }}</w:t>
+      <w:proofErr w:type="gramStart"/>
+      <w:r>
+        <w:rPr>
+          <w:rFonts w:ascii="Times New Roman" w:hAnsi="Times New Roman" w:cs="Times New Roman"/>
+        </w:rPr>
+        <w:t xml:space="preserve">{{ </w:t>
+      </w:r>
+      <w:proofErr w:type="spellStart"/>
+      <w:r>
+        <w:rPr>
+          <w:rFonts w:ascii="Times New Roman" w:hAnsi="Times New Roman" w:cs="Times New Roman"/>
+        </w:rPr>
+        <w:t>nombre</w:t>
+      </w:r>
+      <w:proofErr w:type="gramEnd"/>
+      <w:r>
+        <w:rPr>
+          <w:rFonts w:ascii="Times New Roman" w:hAnsi="Times New Roman" w:cs="Times New Roman"/>
+        </w:rPr>
+        <w:t>_doc</w:t>
+      </w:r>
+      <w:proofErr w:type="spellEnd"/>
+      <w:r>
+        <w:rPr>
+          <w:rFonts w:ascii="Times New Roman" w:hAnsi="Times New Roman" w:cs="Times New Roman"/>
+        </w:rPr>
+        <w:t xml:space="preserve"> }}</w:t>
       </w:r>
     </w:p>
     <w:p>
@@ -1636,7 +2248,7 @@
       <w:headerReference w:type="default" r:id="rId8"/>
       <w:footerReference w:type="default" r:id="rId9"/>
       <w:pgSz w:w="11906" w:h="16838"/>
-      <w:pgMar w:top="1440" w:right="1440" w:bottom="1440" w:left="1440" w:header="340" w:footer="0" w:gutter="0"/>
+      <w:pgMar w:top="1440" w:right="1021" w:bottom="1440" w:left="1440" w:header="340" w:footer="0" w:gutter="0"/>
       <w:cols w:space="708"/>
       <w:docGrid w:linePitch="360"/>
     </w:sectPr>
@@ -2262,6 +2874,7 @@
                                     <w:szCs w:val="20"/>
                                   </w:rPr>
                                 </w:pPr>
+                                <w:proofErr w:type="gramStart"/>
                                 <w:r>
                                   <w:rPr>
                                     <w:rFonts w:ascii="Times New Roman" w:hAnsi="Times New Roman" w:cs="Times New Roman"/>
@@ -2272,6 +2885,7 @@
                                   </w:rPr>
                                   <w:t>Por un Gobierno Competitivo y Participativo ...!</w:t>
                                 </w:r>
+                                <w:proofErr w:type="gramEnd"/>
                               </w:p>
                             </w:txbxContent>
                           </wps:txbx>
@@ -2309,6 +2923,7 @@
                               <w:szCs w:val="20"/>
                             </w:rPr>
                           </w:pPr>
+                          <w:proofErr w:type="gramStart"/>
                           <w:r>
                             <w:rPr>
                               <w:rFonts w:ascii="Times New Roman" w:hAnsi="Times New Roman" w:cs="Times New Roman"/>
@@ -2319,6 +2934,7 @@
                             </w:rPr>
                             <w:t>Por un Gobierno Competitivo y Participativo ...!</w:t>
                           </w:r>
+                          <w:proofErr w:type="gramEnd"/>
                         </w:p>
                       </w:txbxContent>
                     </v:textbox>
